--- a/benchmarks/docx/corpus/sdt/block-content-control.docx
+++ b/benchmarks/docx/corpus/sdt/block-content-control.docx
@@ -18,7 +18,7 @@
     <w:sdt>
       <w:sdtPr>
         <w:alias w:val="AuthorName"/>
-        <w:id w:val="1671672136"/>
+        <w:id w:val="2134904854"/>
         <w:placeholder>
           <w:docPart w:val="DefaultPlaceholder_-1854013440"/>
         </w:placeholder>
@@ -449,7 +449,7 @@
     <w:link w:val="Heading1Char"/>
     <w:uiPriority w:val="9"/>
     <w:qFormat/>
-    <w:rsid w:val="00443337"/>
+    <w:rsid w:val="00D05DD4"/>
     <w:pPr>
       <w:keepNext/>
       <w:keepLines/>
@@ -472,7 +472,7 @@
     <w:semiHidden/>
     <w:unhideWhenUsed/>
     <w:qFormat/>
-    <w:rsid w:val="00443337"/>
+    <w:rsid w:val="00D05DD4"/>
     <w:pPr>
       <w:keepNext/>
       <w:keepLines/>
@@ -495,7 +495,7 @@
     <w:semiHidden/>
     <w:unhideWhenUsed/>
     <w:qFormat/>
-    <w:rsid w:val="00443337"/>
+    <w:rsid w:val="00D05DD4"/>
     <w:pPr>
       <w:keepNext/>
       <w:keepLines/>
@@ -518,7 +518,7 @@
     <w:semiHidden/>
     <w:unhideWhenUsed/>
     <w:qFormat/>
-    <w:rsid w:val="00443337"/>
+    <w:rsid w:val="00D05DD4"/>
     <w:pPr>
       <w:keepNext/>
       <w:keepLines/>
@@ -541,7 +541,7 @@
     <w:semiHidden/>
     <w:unhideWhenUsed/>
     <w:qFormat/>
-    <w:rsid w:val="00443337"/>
+    <w:rsid w:val="00D05DD4"/>
     <w:pPr>
       <w:keepNext/>
       <w:keepLines/>
@@ -562,7 +562,7 @@
     <w:semiHidden/>
     <w:unhideWhenUsed/>
     <w:qFormat/>
-    <w:rsid w:val="00443337"/>
+    <w:rsid w:val="00D05DD4"/>
     <w:pPr>
       <w:keepNext/>
       <w:keepLines/>
@@ -585,7 +585,7 @@
     <w:semiHidden/>
     <w:unhideWhenUsed/>
     <w:qFormat/>
-    <w:rsid w:val="00443337"/>
+    <w:rsid w:val="00D05DD4"/>
     <w:pPr>
       <w:keepNext/>
       <w:keepLines/>
@@ -606,7 +606,7 @@
     <w:semiHidden/>
     <w:unhideWhenUsed/>
     <w:qFormat/>
-    <w:rsid w:val="00443337"/>
+    <w:rsid w:val="00D05DD4"/>
     <w:pPr>
       <w:keepNext/>
       <w:keepLines/>
@@ -629,7 +629,7 @@
     <w:semiHidden/>
     <w:unhideWhenUsed/>
     <w:qFormat/>
-    <w:rsid w:val="00443337"/>
+    <w:rsid w:val="00D05DD4"/>
     <w:pPr>
       <w:keepNext/>
       <w:keepLines/>
@@ -673,7 +673,7 @@
     <w:basedOn w:val="DefaultParagraphFont"/>
     <w:link w:val="Heading1"/>
     <w:uiPriority w:val="9"/>
-    <w:rsid w:val="00443337"/>
+    <w:rsid w:val="00D05DD4"/>
     <w:rPr>
       <w:rFonts w:asciiTheme="majorHAnsi" w:eastAsiaTheme="majorEastAsia" w:hAnsiTheme="majorHAnsi" w:cstheme="majorBidi"/>
       <w:color w:val="2F5496" w:themeColor="accent1" w:themeShade="BF"/>
@@ -687,7 +687,7 @@
     <w:link w:val="Heading2"/>
     <w:uiPriority w:val="9"/>
     <w:semiHidden/>
-    <w:rsid w:val="00443337"/>
+    <w:rsid w:val="00D05DD4"/>
     <w:rPr>
       <w:rFonts w:asciiTheme="majorHAnsi" w:eastAsiaTheme="majorEastAsia" w:hAnsiTheme="majorHAnsi" w:cstheme="majorBidi"/>
       <w:color w:val="2F5496" w:themeColor="accent1" w:themeShade="BF"/>
@@ -701,7 +701,7 @@
     <w:link w:val="Heading3"/>
     <w:uiPriority w:val="9"/>
     <w:semiHidden/>
-    <w:rsid w:val="00443337"/>
+    <w:rsid w:val="00D05DD4"/>
     <w:rPr>
       <w:rFonts w:eastAsiaTheme="majorEastAsia" w:cstheme="majorBidi"/>
       <w:color w:val="2F5496" w:themeColor="accent1" w:themeShade="BF"/>
@@ -715,7 +715,7 @@
     <w:link w:val="Heading4"/>
     <w:uiPriority w:val="9"/>
     <w:semiHidden/>
-    <w:rsid w:val="00443337"/>
+    <w:rsid w:val="00D05DD4"/>
     <w:rPr>
       <w:rFonts w:eastAsiaTheme="majorEastAsia" w:cstheme="majorBidi"/>
       <w:i/>
@@ -729,7 +729,7 @@
     <w:link w:val="Heading5"/>
     <w:uiPriority w:val="9"/>
     <w:semiHidden/>
-    <w:rsid w:val="00443337"/>
+    <w:rsid w:val="00D05DD4"/>
     <w:rPr>
       <w:rFonts w:eastAsiaTheme="majorEastAsia" w:cstheme="majorBidi"/>
       <w:color w:val="2F5496" w:themeColor="accent1" w:themeShade="BF"/>
@@ -741,7 +741,7 @@
     <w:link w:val="Heading6"/>
     <w:uiPriority w:val="9"/>
     <w:semiHidden/>
-    <w:rsid w:val="00443337"/>
+    <w:rsid w:val="00D05DD4"/>
     <w:rPr>
       <w:rFonts w:eastAsiaTheme="majorEastAsia" w:cstheme="majorBidi"/>
       <w:i/>
@@ -755,7 +755,7 @@
     <w:link w:val="Heading7"/>
     <w:uiPriority w:val="9"/>
     <w:semiHidden/>
-    <w:rsid w:val="00443337"/>
+    <w:rsid w:val="00D05DD4"/>
     <w:rPr>
       <w:rFonts w:eastAsiaTheme="majorEastAsia" w:cstheme="majorBidi"/>
       <w:color w:val="595959" w:themeColor="text1" w:themeTint="A6"/>
@@ -767,7 +767,7 @@
     <w:link w:val="Heading8"/>
     <w:uiPriority w:val="9"/>
     <w:semiHidden/>
-    <w:rsid w:val="00443337"/>
+    <w:rsid w:val="00D05DD4"/>
     <w:rPr>
       <w:rFonts w:eastAsiaTheme="majorEastAsia" w:cstheme="majorBidi"/>
       <w:i/>
@@ -781,7 +781,7 @@
     <w:link w:val="Heading9"/>
     <w:uiPriority w:val="9"/>
     <w:semiHidden/>
-    <w:rsid w:val="00443337"/>
+    <w:rsid w:val="00D05DD4"/>
     <w:rPr>
       <w:rFonts w:eastAsiaTheme="majorEastAsia" w:cstheme="majorBidi"/>
       <w:color w:val="272727" w:themeColor="text1" w:themeTint="D8"/>
@@ -794,7 +794,7 @@
     <w:link w:val="TitleChar"/>
     <w:uiPriority w:val="10"/>
     <w:qFormat/>
-    <w:rsid w:val="00443337"/>
+    <w:rsid w:val="00D05DD4"/>
     <w:pPr>
       <w:spacing w:after="80" w:line="240" w:lineRule="auto"/>
       <w:contextualSpacing/>
@@ -812,7 +812,7 @@
     <w:basedOn w:val="DefaultParagraphFont"/>
     <w:link w:val="Title"/>
     <w:uiPriority w:val="10"/>
-    <w:rsid w:val="00443337"/>
+    <w:rsid w:val="00D05DD4"/>
     <w:rPr>
       <w:rFonts w:asciiTheme="majorHAnsi" w:eastAsiaTheme="majorEastAsia" w:hAnsiTheme="majorHAnsi" w:cstheme="majorBidi"/>
       <w:spacing w:val="-10"/>
@@ -828,7 +828,7 @@
     <w:link w:val="SubtitleChar"/>
     <w:uiPriority w:val="11"/>
     <w:qFormat/>
-    <w:rsid w:val="00443337"/>
+    <w:rsid w:val="00D05DD4"/>
     <w:pPr>
       <w:numPr>
         <w:ilvl w:val="1"/>
@@ -847,7 +847,7 @@
     <w:basedOn w:val="DefaultParagraphFont"/>
     <w:link w:val="Subtitle"/>
     <w:uiPriority w:val="11"/>
-    <w:rsid w:val="00443337"/>
+    <w:rsid w:val="00D05DD4"/>
     <w:rPr>
       <w:rFonts w:eastAsiaTheme="majorEastAsia" w:cstheme="majorBidi"/>
       <w:color w:val="595959" w:themeColor="text1" w:themeTint="A6"/>
@@ -863,7 +863,7 @@
     <w:link w:val="QuoteChar"/>
     <w:uiPriority w:val="29"/>
     <w:qFormat/>
-    <w:rsid w:val="00443337"/>
+    <w:rsid w:val="00D05DD4"/>
     <w:pPr>
       <w:spacing w:before="160"/>
       <w:jc w:val="center"/>
@@ -879,7 +879,7 @@
     <w:basedOn w:val="DefaultParagraphFont"/>
     <w:link w:val="Quote"/>
     <w:uiPriority w:val="29"/>
-    <w:rsid w:val="00443337"/>
+    <w:rsid w:val="00D05DD4"/>
     <w:rPr>
       <w:i/>
       <w:iCs/>
@@ -891,7 +891,7 @@
     <w:basedOn w:val="Normal"/>
     <w:uiPriority w:val="34"/>
     <w:qFormat/>
-    <w:rsid w:val="00443337"/>
+    <w:rsid w:val="00D05DD4"/>
     <w:pPr>
       <w:ind w:left="720"/>
       <w:contextualSpacing/>
@@ -902,7 +902,7 @@
     <w:basedOn w:val="DefaultParagraphFont"/>
     <w:uiPriority w:val="21"/>
     <w:qFormat/>
-    <w:rsid w:val="00443337"/>
+    <w:rsid w:val="00D05DD4"/>
     <w:rPr>
       <w:i/>
       <w:iCs/>
@@ -916,7 +916,7 @@
     <w:link w:val="IntenseQuoteChar"/>
     <w:uiPriority w:val="30"/>
     <w:qFormat/>
-    <w:rsid w:val="00443337"/>
+    <w:rsid w:val="00D05DD4"/>
     <w:pPr>
       <w:pBdr>
         <w:top w:val="single" w:sz="4" w:space="10" w:color="2F5496" w:themeColor="accent1" w:themeShade="BF"/>
@@ -937,7 +937,7 @@
     <w:basedOn w:val="DefaultParagraphFont"/>
     <w:link w:val="IntenseQuote"/>
     <w:uiPriority w:val="30"/>
-    <w:rsid w:val="00443337"/>
+    <w:rsid w:val="00D05DD4"/>
     <w:rPr>
       <w:i/>
       <w:iCs/>
@@ -949,7 +949,7 @@
     <w:basedOn w:val="DefaultParagraphFont"/>
     <w:uiPriority w:val="32"/>
     <w:qFormat/>
-    <w:rsid w:val="00443337"/>
+    <w:rsid w:val="00D05DD4"/>
     <w:rPr>
       <w:b/>
       <w:bCs/>
@@ -963,7 +963,7 @@
     <w:basedOn w:val="DefaultParagraphFont"/>
     <w:uiPriority w:val="99"/>
     <w:semiHidden/>
-    <w:rsid w:val="00443337"/>
+    <w:rsid w:val="00D05DD4"/>
     <w:rPr>
       <w:color w:val="666666"/>
     </w:rPr>
@@ -987,7 +987,7 @@
         <w:behaviors>
           <w:behavior w:val="content"/>
         </w:behaviors>
-        <w:guid w:val="{F3C7F39F-7E03-4E55-8F63-7FA86DC6E85B}"/>
+        <w:guid w:val="{B7604BC7-12D6-4334-B13A-31CC0E403F7E}"/>
       </w:docPartPr>
       <w:docPartBody>
         <w:p>
@@ -1057,10 +1057,10 @@
     <w:compatSetting w:name="useWord2013TrackBottomHyphenation" w:uri="http://schemas.microsoft.com/office/word" w:val="0"/>
   </w:compat>
   <w:rsids>
-    <w:rsidRoot w:val="00BF59E7"/>
-    <w:rsid w:val="00966725"/>
-    <w:rsid w:val="00BF59E7"/>
+    <w:rsidRoot w:val="00B516ED"/>
+    <w:rsid w:val="00B516ED"/>
     <w:rsid w:val="00E538B2"/>
+    <w:rsid w:val="00FE4C5A"/>
   </w:rsids>
   <m:mathPr>
     <m:mathFont m:val="Cambria Math"/>
@@ -1516,7 +1516,7 @@
     <w:basedOn w:val="DefaultParagraphFont"/>
     <w:uiPriority w:val="99"/>
     <w:semiHidden/>
-    <w:rsid w:val="00BF59E7"/>
+    <w:rsid w:val="00B516ED"/>
     <w:rPr>
       <w:color w:val="666666"/>
     </w:rPr>
